--- a/Rate Monotonic Scheduling.docx
+++ b/Rate Monotonic Scheduling.docx
@@ -84,25 +84,12 @@
         <w:t xml:space="preserve">void </w:t>
       </w:r>
       <w:proofErr w:type="spellStart"/>
-      <w:proofErr w:type="gramStart"/>
       <w:r>
         <w:t>sortByPeriod</w:t>
       </w:r>
       <w:proofErr w:type="spellEnd"/>
       <w:r>
-        <w:t>(</w:t>
-      </w:r>
-      <w:proofErr w:type="gramEnd"/>
-      <w:r>
-        <w:t xml:space="preserve">Task </w:t>
-      </w:r>
-      <w:proofErr w:type="gramStart"/>
-      <w:r>
-        <w:t>t[</w:t>
-      </w:r>
-      <w:proofErr w:type="gramEnd"/>
-      <w:r>
-        <w:t>], int n) {</w:t>
+        <w:t>(Task t[], int n) {</w:t>
       </w:r>
     </w:p>
     <w:p>
@@ -164,21 +151,8 @@
         <w:t>i</w:t>
       </w:r>
       <w:proofErr w:type="spellEnd"/>
-      <w:proofErr w:type="gramStart"/>
-      <w:r>
-        <w:t>].P</w:t>
-      </w:r>
-      <w:proofErr w:type="gramEnd"/>
-      <w:r>
-        <w:t xml:space="preserve"> &gt; t[j</w:t>
-      </w:r>
-      <w:proofErr w:type="gramStart"/>
-      <w:r>
-        <w:t>].P</w:t>
-      </w:r>
-      <w:proofErr w:type="gramEnd"/>
-      <w:r>
-        <w:t>) {</w:t>
+      <w:r>
+        <w:t>].P &gt; t[j].P) {</w:t>
       </w:r>
     </w:p>
     <w:p>
@@ -238,46 +212,17 @@
         <w:t xml:space="preserve">int </w:t>
       </w:r>
       <w:proofErr w:type="spellStart"/>
-      <w:proofErr w:type="gramStart"/>
       <w:r>
         <w:t>findMaxPeriod</w:t>
       </w:r>
       <w:proofErr w:type="spellEnd"/>
       <w:r>
-        <w:t>(</w:t>
-      </w:r>
-      <w:proofErr w:type="gramEnd"/>
-      <w:r>
-        <w:t xml:space="preserve">Task </w:t>
-      </w:r>
-      <w:proofErr w:type="gramStart"/>
-      <w:r>
-        <w:t>t[</w:t>
-      </w:r>
-      <w:proofErr w:type="gramEnd"/>
-      <w:r>
-        <w:t>], int n) {</w:t>
-      </w:r>
-    </w:p>
-    <w:p>
-      <w:r>
-        <w:t xml:space="preserve">    int max = </w:t>
-      </w:r>
-      <w:proofErr w:type="gramStart"/>
-      <w:r>
-        <w:t>t[</w:t>
-      </w:r>
-      <w:proofErr w:type="gramEnd"/>
-      <w:r>
-        <w:t>0</w:t>
-      </w:r>
-      <w:proofErr w:type="gramStart"/>
-      <w:r>
-        <w:t>].P</w:t>
-      </w:r>
-      <w:proofErr w:type="gramEnd"/>
-      <w:r>
-        <w:t>;</w:t>
+        <w:t>(Task t[], int n) {</w:t>
+      </w:r>
+    </w:p>
+    <w:p>
+      <w:r>
+        <w:t xml:space="preserve">    int max = t[0].P;</w:t>
       </w:r>
     </w:p>
     <w:p>
@@ -319,13 +264,8 @@
         <w:t>i</w:t>
       </w:r>
       <w:proofErr w:type="spellEnd"/>
-      <w:proofErr w:type="gramStart"/>
-      <w:r>
-        <w:t>].P</w:t>
-      </w:r>
-      <w:proofErr w:type="gramEnd"/>
-      <w:r>
-        <w:t xml:space="preserve"> &gt; max)</w:t>
+      <w:r>
+        <w:t>].P &gt; max)</w:t>
       </w:r>
     </w:p>
     <w:p>
@@ -337,13 +277,8 @@
         <w:t>i</w:t>
       </w:r>
       <w:proofErr w:type="spellEnd"/>
-      <w:proofErr w:type="gramStart"/>
-      <w:r>
-        <w:t>].P</w:t>
-      </w:r>
-      <w:proofErr w:type="gramEnd"/>
-      <w:r>
-        <w:t>;</w:t>
+      <w:r>
+        <w:t>].P;</w:t>
       </w:r>
     </w:p>
     <w:p>
@@ -364,15 +299,7 @@
     <w:p/>
     <w:p>
       <w:r>
-        <w:t xml:space="preserve">int </w:t>
-      </w:r>
-      <w:proofErr w:type="gramStart"/>
-      <w:r>
-        <w:t>main(</w:t>
-      </w:r>
-      <w:proofErr w:type="gramEnd"/>
-      <w:r>
-        <w:t>) {</w:t>
+        <w:t>int main() {</w:t>
       </w:r>
     </w:p>
     <w:p>
@@ -382,15 +309,7 @@
     </w:p>
     <w:p>
       <w:r>
-        <w:t xml:space="preserve">    Task </w:t>
-      </w:r>
-      <w:proofErr w:type="gramStart"/>
-      <w:r>
-        <w:t>tasks[</w:t>
-      </w:r>
-      <w:proofErr w:type="gramEnd"/>
-      <w:r>
-        <w:t>MAX_TASKS];</w:t>
+        <w:t xml:space="preserve">    Task tasks[MAX_TASKS];</w:t>
       </w:r>
     </w:p>
     <w:p/>
@@ -399,17 +318,12 @@
         <w:t xml:space="preserve">    </w:t>
       </w:r>
       <w:proofErr w:type="spellStart"/>
-      <w:proofErr w:type="gramStart"/>
       <w:r>
         <w:t>printf</w:t>
       </w:r>
       <w:proofErr w:type="spellEnd"/>
       <w:r>
-        <w:t>(</w:t>
-      </w:r>
-      <w:proofErr w:type="gramEnd"/>
-      <w:r>
-        <w:t>"Enter number of tasks: ");</w:t>
+        <w:t>("Enter number of tasks: ");</w:t>
       </w:r>
     </w:p>
     <w:p>
@@ -417,17 +331,12 @@
         <w:t xml:space="preserve">    </w:t>
       </w:r>
       <w:proofErr w:type="spellStart"/>
-      <w:proofErr w:type="gramStart"/>
       <w:r>
         <w:t>scanf</w:t>
       </w:r>
       <w:proofErr w:type="spellEnd"/>
       <w:r>
-        <w:t>(</w:t>
-      </w:r>
-      <w:proofErr w:type="gramEnd"/>
-      <w:r>
-        <w:t>"%d", &amp;n);</w:t>
+        <w:t>("%d", &amp;n);</w:t>
       </w:r>
     </w:p>
     <w:p/>
@@ -481,22 +390,18 @@
         <w:t xml:space="preserve"> + 1;</w:t>
       </w:r>
     </w:p>
+    <w:p/>
     <w:p>
       <w:r>
         <w:t xml:space="preserve">        </w:t>
       </w:r>
       <w:proofErr w:type="spellStart"/>
-      <w:proofErr w:type="gramStart"/>
       <w:r>
         <w:t>printf</w:t>
       </w:r>
       <w:proofErr w:type="spellEnd"/>
       <w:r>
-        <w:t>(</w:t>
-      </w:r>
-      <w:proofErr w:type="gramEnd"/>
-      <w:r>
-        <w:t>"\</w:t>
+        <w:t>("\</w:t>
       </w:r>
       <w:proofErr w:type="spellStart"/>
       <w:r>
@@ -523,23 +428,17 @@
         <w:t>].id);</w:t>
       </w:r>
     </w:p>
-    <w:p/>
     <w:p>
       <w:r>
         <w:t xml:space="preserve">        </w:t>
       </w:r>
       <w:proofErr w:type="spellStart"/>
-      <w:proofErr w:type="gramStart"/>
       <w:r>
         <w:t>printf</w:t>
       </w:r>
       <w:proofErr w:type="spellEnd"/>
       <w:r>
-        <w:t>(</w:t>
-      </w:r>
-      <w:proofErr w:type="gramEnd"/>
-      <w:r>
-        <w:t>"Execution Time (C): ");</w:t>
+        <w:t>("Execution Time (C): ");</w:t>
       </w:r>
     </w:p>
     <w:p>
@@ -547,17 +446,12 @@
         <w:t xml:space="preserve">        </w:t>
       </w:r>
       <w:proofErr w:type="spellStart"/>
-      <w:proofErr w:type="gramStart"/>
       <w:r>
         <w:t>scanf</w:t>
       </w:r>
       <w:proofErr w:type="spellEnd"/>
       <w:r>
-        <w:t>(</w:t>
-      </w:r>
-      <w:proofErr w:type="gramEnd"/>
-      <w:r>
-        <w:t>"%d", &amp;tasks[</w:t>
+        <w:t>("%d", &amp;tasks[</w:t>
       </w:r>
       <w:proofErr w:type="spellStart"/>
       <w:r>
@@ -574,17 +468,12 @@
         <w:t xml:space="preserve">        </w:t>
       </w:r>
       <w:proofErr w:type="spellStart"/>
-      <w:proofErr w:type="gramStart"/>
       <w:r>
         <w:t>printf</w:t>
       </w:r>
       <w:proofErr w:type="spellEnd"/>
       <w:r>
-        <w:t>(</w:t>
-      </w:r>
-      <w:proofErr w:type="gramEnd"/>
-      <w:r>
-        <w:t>"Period (P): ");</w:t>
+        <w:t>("Period (P): ");</w:t>
       </w:r>
     </w:p>
     <w:p>
@@ -592,30 +481,20 @@
         <w:t xml:space="preserve">        </w:t>
       </w:r>
       <w:proofErr w:type="spellStart"/>
-      <w:proofErr w:type="gramStart"/>
       <w:r>
         <w:t>scanf</w:t>
       </w:r>
       <w:proofErr w:type="spellEnd"/>
       <w:r>
-        <w:t>(</w:t>
-      </w:r>
-      <w:proofErr w:type="gramEnd"/>
-      <w:r>
-        <w:t>"%d", &amp;tasks[</w:t>
-      </w:r>
-      <w:proofErr w:type="spellStart"/>
-      <w:r>
-        <w:t>i</w:t>
-      </w:r>
-      <w:proofErr w:type="spellEnd"/>
-      <w:proofErr w:type="gramStart"/>
-      <w:r>
-        <w:t>].P</w:t>
-      </w:r>
-      <w:proofErr w:type="gramEnd"/>
-      <w:r>
-        <w:t>);</w:t>
+        <w:t>("%d", &amp;tasks[</w:t>
+      </w:r>
+      <w:proofErr w:type="spellStart"/>
+      <w:r>
+        <w:t>i</w:t>
+      </w:r>
+      <w:proofErr w:type="spellEnd"/>
+      <w:r>
+        <w:t>].P);</w:t>
       </w:r>
     </w:p>
     <w:p/>
@@ -628,17 +507,12 @@
         <w:t>i</w:t>
       </w:r>
       <w:proofErr w:type="spellEnd"/>
-      <w:proofErr w:type="gramStart"/>
       <w:r>
         <w:t>].</w:t>
       </w:r>
       <w:proofErr w:type="spellStart"/>
       <w:r>
-        <w:t>next</w:t>
-      </w:r>
-      <w:proofErr w:type="gramEnd"/>
-      <w:r>
-        <w:t>_arrival</w:t>
+        <w:t>next_arrival</w:t>
       </w:r>
       <w:proofErr w:type="spellEnd"/>
       <w:r>
@@ -654,17 +528,12 @@
         <w:t>i</w:t>
       </w:r>
       <w:proofErr w:type="spellEnd"/>
-      <w:proofErr w:type="gramStart"/>
       <w:r>
         <w:t>].</w:t>
       </w:r>
       <w:proofErr w:type="spellStart"/>
       <w:r>
-        <w:t>remaining</w:t>
-      </w:r>
-      <w:proofErr w:type="gramEnd"/>
-      <w:r>
-        <w:t>_time</w:t>
+        <w:t>remaining_time</w:t>
       </w:r>
       <w:proofErr w:type="spellEnd"/>
       <w:r>
@@ -680,26 +549,16 @@
         <w:t>i</w:t>
       </w:r>
       <w:proofErr w:type="spellEnd"/>
-      <w:proofErr w:type="gramStart"/>
-      <w:r>
-        <w:t>].deadline</w:t>
-      </w:r>
-      <w:proofErr w:type="gramEnd"/>
-      <w:r>
-        <w:t xml:space="preserve"> = tasks[</w:t>
-      </w:r>
-      <w:proofErr w:type="spellStart"/>
-      <w:r>
-        <w:t>i</w:t>
-      </w:r>
-      <w:proofErr w:type="spellEnd"/>
-      <w:proofErr w:type="gramStart"/>
-      <w:r>
-        <w:t>].P</w:t>
-      </w:r>
-      <w:proofErr w:type="gramEnd"/>
-      <w:r>
-        <w:t>;</w:t>
+      <w:r>
+        <w:t>].deadline = tasks[</w:t>
+      </w:r>
+      <w:proofErr w:type="spellStart"/>
+      <w:r>
+        <w:t>i</w:t>
+      </w:r>
+      <w:proofErr w:type="spellEnd"/>
+      <w:r>
+        <w:t>].P;</w:t>
       </w:r>
     </w:p>
     <w:p>
@@ -714,36 +573,25 @@
         <w:t xml:space="preserve">    </w:t>
       </w:r>
       <w:proofErr w:type="spellStart"/>
-      <w:proofErr w:type="gramStart"/>
       <w:r>
         <w:t>sortByPeriod</w:t>
       </w:r>
       <w:proofErr w:type="spellEnd"/>
       <w:r>
-        <w:t>(</w:t>
-      </w:r>
-      <w:proofErr w:type="gramEnd"/>
-      <w:r>
-        <w:t>tasks, n);</w:t>
-      </w:r>
-    </w:p>
-    <w:p/>
+        <w:t>(tasks, n);</w:t>
+      </w:r>
+    </w:p>
     <w:p>
       <w:r>
         <w:t xml:space="preserve">    int MAX_TIME = </w:t>
       </w:r>
       <w:proofErr w:type="spellStart"/>
-      <w:proofErr w:type="gramStart"/>
       <w:r>
         <w:t>findMaxPeriod</w:t>
       </w:r>
       <w:proofErr w:type="spellEnd"/>
       <w:r>
-        <w:t>(</w:t>
-      </w:r>
-      <w:proofErr w:type="gramEnd"/>
-      <w:r>
-        <w:t>tasks, n);</w:t>
+        <w:t>(tasks, n);</w:t>
       </w:r>
     </w:p>
     <w:p/>
@@ -752,17 +600,12 @@
         <w:t xml:space="preserve">    </w:t>
       </w:r>
       <w:proofErr w:type="spellStart"/>
-      <w:proofErr w:type="gramStart"/>
       <w:r>
         <w:t>printf</w:t>
       </w:r>
       <w:proofErr w:type="spellEnd"/>
       <w:r>
-        <w:t>(</w:t>
-      </w:r>
-      <w:proofErr w:type="gramEnd"/>
-      <w:r>
-        <w:t>"\n--- Gantt Chart ---\n\n");</w:t>
+        <w:t>("\n--- Gantt Chart ---\n\n");</w:t>
       </w:r>
     </w:p>
     <w:p/>
@@ -771,30 +614,17 @@
         <w:t xml:space="preserve">    </w:t>
       </w:r>
       <w:proofErr w:type="spellStart"/>
-      <w:proofErr w:type="gramStart"/>
       <w:r>
         <w:t>printf</w:t>
       </w:r>
       <w:proofErr w:type="spellEnd"/>
       <w:r>
-        <w:t>(</w:t>
-      </w:r>
-      <w:proofErr w:type="gramEnd"/>
-      <w:r>
-        <w:t>"</w:t>
-      </w:r>
-      <w:proofErr w:type="gramStart"/>
-      <w:r>
-        <w:t>Time :</w:t>
-      </w:r>
-      <w:proofErr w:type="gramEnd"/>
-      <w:r>
-        <w:t xml:space="preserve"> ");</w:t>
-      </w:r>
-    </w:p>
-    <w:p>
-      <w:r>
-        <w:t xml:space="preserve">    for (int t = 0; t &lt; MAX_TIME; t++)</w:t>
+        <w:t>("Time : ");</w:t>
+      </w:r>
+    </w:p>
+    <w:p>
+      <w:r>
+        <w:t xml:space="preserve">    for (int t = 0; t &lt; MAX_TIME; t++) {</w:t>
       </w:r>
     </w:p>
     <w:p>
@@ -802,17 +632,17 @@
         <w:t xml:space="preserve">        </w:t>
       </w:r>
       <w:proofErr w:type="spellStart"/>
-      <w:proofErr w:type="gramStart"/>
       <w:r>
         <w:t>printf</w:t>
       </w:r>
       <w:proofErr w:type="spellEnd"/>
       <w:r>
-        <w:t>(</w:t>
-      </w:r>
-      <w:proofErr w:type="gramEnd"/>
-      <w:r>
-        <w:t>"%2d ", t);</w:t>
+        <w:t>("%4d", t);</w:t>
+      </w:r>
+    </w:p>
+    <w:p>
+      <w:r>
+        <w:t xml:space="preserve">    }</w:t>
       </w:r>
     </w:p>
     <w:p>
@@ -834,25 +664,62 @@
         <w:t xml:space="preserve">    </w:t>
       </w:r>
       <w:proofErr w:type="spellStart"/>
-      <w:proofErr w:type="gramStart"/>
       <w:r>
         <w:t>printf</w:t>
       </w:r>
       <w:proofErr w:type="spellEnd"/>
       <w:r>
-        <w:t>(</w:t>
-      </w:r>
-      <w:proofErr w:type="gramEnd"/>
-      <w:r>
-        <w:t>"</w:t>
-      </w:r>
-      <w:proofErr w:type="gramStart"/>
-      <w:r>
-        <w:t>Task :</w:t>
-      </w:r>
-      <w:proofErr w:type="gramEnd"/>
-      <w:r>
-        <w:t xml:space="preserve"> ");</w:t>
+        <w:t>("       ");</w:t>
+      </w:r>
+    </w:p>
+    <w:p>
+      <w:r>
+        <w:t xml:space="preserve">    for (int t = 0; t &lt; MAX_TIME; t++) {</w:t>
+      </w:r>
+    </w:p>
+    <w:p>
+      <w:r>
+        <w:t xml:space="preserve">        </w:t>
+      </w:r>
+      <w:proofErr w:type="spellStart"/>
+      <w:r>
+        <w:t>printf</w:t>
+      </w:r>
+      <w:proofErr w:type="spellEnd"/>
+      <w:r>
+        <w:t>("----");</w:t>
+      </w:r>
+    </w:p>
+    <w:p>
+      <w:r>
+        <w:t xml:space="preserve">    }</w:t>
+      </w:r>
+    </w:p>
+    <w:p>
+      <w:r>
+        <w:t xml:space="preserve">    </w:t>
+      </w:r>
+      <w:proofErr w:type="spellStart"/>
+      <w:r>
+        <w:t>printf</w:t>
+      </w:r>
+      <w:proofErr w:type="spellEnd"/>
+      <w:r>
+        <w:t>("\n");</w:t>
+      </w:r>
+    </w:p>
+    <w:p/>
+    <w:p>
+      <w:r>
+        <w:t xml:space="preserve">    </w:t>
+      </w:r>
+      <w:proofErr w:type="spellStart"/>
+      <w:r>
+        <w:t>printf</w:t>
+      </w:r>
+      <w:proofErr w:type="spellEnd"/>
+      <w:r>
+        <w:t>("Task : ");</w:t>
       </w:r>
     </w:p>
     <w:p/>
@@ -900,17 +767,12 @@
         <w:t>i</w:t>
       </w:r>
       <w:proofErr w:type="spellEnd"/>
-      <w:proofErr w:type="gramStart"/>
       <w:r>
         <w:t>].</w:t>
       </w:r>
       <w:proofErr w:type="spellStart"/>
       <w:r>
-        <w:t>next</w:t>
-      </w:r>
-      <w:proofErr w:type="gramEnd"/>
-      <w:r>
-        <w:t>_arrival</w:t>
+        <w:t>next_arrival</w:t>
       </w:r>
       <w:proofErr w:type="spellEnd"/>
       <w:r>
@@ -926,17 +788,12 @@
         <w:t>i</w:t>
       </w:r>
       <w:proofErr w:type="spellEnd"/>
-      <w:proofErr w:type="gramStart"/>
       <w:r>
         <w:t>].</w:t>
       </w:r>
       <w:proofErr w:type="spellStart"/>
       <w:r>
-        <w:t>remaining</w:t>
-      </w:r>
-      <w:proofErr w:type="gramEnd"/>
-      <w:r>
-        <w:t>_time</w:t>
+        <w:t>remaining_time</w:t>
       </w:r>
       <w:proofErr w:type="spellEnd"/>
       <w:r>
@@ -960,30 +817,268 @@
         <w:t>i</w:t>
       </w:r>
       <w:proofErr w:type="spellEnd"/>
-      <w:proofErr w:type="gramStart"/>
-      <w:r>
-        <w:t>].deadline</w:t>
-      </w:r>
-      <w:proofErr w:type="gramEnd"/>
-      <w:r>
-        <w:t xml:space="preserve"> = time + tasks[</w:t>
-      </w:r>
-      <w:proofErr w:type="spellStart"/>
-      <w:r>
-        <w:t>i</w:t>
-      </w:r>
-      <w:proofErr w:type="spellEnd"/>
-      <w:proofErr w:type="gramStart"/>
-      <w:r>
-        <w:t>].P</w:t>
-      </w:r>
-      <w:proofErr w:type="gramEnd"/>
+      <w:r>
+        <w:t>].deadline = time + tasks[</w:t>
+      </w:r>
+      <w:proofErr w:type="spellStart"/>
+      <w:r>
+        <w:t>i</w:t>
+      </w:r>
+      <w:proofErr w:type="spellEnd"/>
+      <w:r>
+        <w:t>].P;</w:t>
+      </w:r>
+    </w:p>
+    <w:p>
+      <w:r>
+        <w:t xml:space="preserve">                tasks[</w:t>
+      </w:r>
+      <w:proofErr w:type="spellStart"/>
+      <w:r>
+        <w:t>i</w:t>
+      </w:r>
+      <w:proofErr w:type="spellEnd"/>
+      <w:r>
+        <w:t>].</w:t>
+      </w:r>
+      <w:proofErr w:type="spellStart"/>
+      <w:r>
+        <w:t>next_arrival</w:t>
+      </w:r>
+      <w:proofErr w:type="spellEnd"/>
+      <w:r>
+        <w:t xml:space="preserve"> += tasks[</w:t>
+      </w:r>
+      <w:proofErr w:type="spellStart"/>
+      <w:r>
+        <w:t>i</w:t>
+      </w:r>
+      <w:proofErr w:type="spellEnd"/>
+      <w:r>
+        <w:t>].P;</w:t>
+      </w:r>
+    </w:p>
+    <w:p>
+      <w:r>
+        <w:t xml:space="preserve">            }</w:t>
+      </w:r>
+    </w:p>
+    <w:p>
+      <w:r>
+        <w:t xml:space="preserve">        }</w:t>
+      </w:r>
+    </w:p>
+    <w:p/>
+    <w:p>
+      <w:r>
+        <w:t xml:space="preserve">        int current = -1;</w:t>
+      </w:r>
+    </w:p>
+    <w:p>
+      <w:r>
+        <w:t xml:space="preserve">        for (int </w:t>
+      </w:r>
+      <w:proofErr w:type="spellStart"/>
+      <w:r>
+        <w:t>i</w:t>
+      </w:r>
+      <w:proofErr w:type="spellEnd"/>
+      <w:r>
+        <w:t xml:space="preserve"> = 0; </w:t>
+      </w:r>
+      <w:proofErr w:type="spellStart"/>
+      <w:r>
+        <w:t>i</w:t>
+      </w:r>
+      <w:proofErr w:type="spellEnd"/>
+      <w:r>
+        <w:t xml:space="preserve"> &lt; n; </w:t>
+      </w:r>
+      <w:proofErr w:type="spellStart"/>
+      <w:r>
+        <w:t>i</w:t>
+      </w:r>
+      <w:proofErr w:type="spellEnd"/>
+      <w:r>
+        <w:t>++) {</w:t>
+      </w:r>
+    </w:p>
+    <w:p>
+      <w:r>
+        <w:t xml:space="preserve">            if (tasks[</w:t>
+      </w:r>
+      <w:proofErr w:type="spellStart"/>
+      <w:r>
+        <w:t>i</w:t>
+      </w:r>
+      <w:proofErr w:type="spellEnd"/>
+      <w:r>
+        <w:t>].</w:t>
+      </w:r>
+      <w:proofErr w:type="spellStart"/>
+      <w:r>
+        <w:t>remaining_time</w:t>
+      </w:r>
+      <w:proofErr w:type="spellEnd"/>
+      <w:r>
+        <w:t xml:space="preserve"> &gt; 0) {</w:t>
+      </w:r>
+    </w:p>
+    <w:p>
+      <w:r>
+        <w:t xml:space="preserve">                current = </w:t>
+      </w:r>
+      <w:proofErr w:type="spellStart"/>
+      <w:r>
+        <w:t>i</w:t>
+      </w:r>
+      <w:proofErr w:type="spellEnd"/>
       <w:r>
         <w:t>;</w:t>
       </w:r>
     </w:p>
     <w:p>
       <w:r>
+        <w:t xml:space="preserve">                break;</w:t>
+      </w:r>
+    </w:p>
+    <w:p>
+      <w:r>
+        <w:t xml:space="preserve">            }</w:t>
+      </w:r>
+    </w:p>
+    <w:p>
+      <w:r>
+        <w:t xml:space="preserve">        }</w:t>
+      </w:r>
+    </w:p>
+    <w:p/>
+    <w:p>
+      <w:r>
+        <w:t xml:space="preserve">        char label[5];</w:t>
+      </w:r>
+    </w:p>
+    <w:p>
+      <w:r>
+        <w:t xml:space="preserve">        if (current != -1) {</w:t>
+      </w:r>
+    </w:p>
+    <w:p>
+      <w:r>
+        <w:t xml:space="preserve">            </w:t>
+      </w:r>
+      <w:proofErr w:type="spellStart"/>
+      <w:r>
+        <w:t>sprintf</w:t>
+      </w:r>
+      <w:proofErr w:type="spellEnd"/>
+      <w:r>
+        <w:t>(label, "</w:t>
+      </w:r>
+      <w:proofErr w:type="spellStart"/>
+      <w:r>
+        <w:t>T%d</w:t>
+      </w:r>
+      <w:proofErr w:type="spellEnd"/>
+      <w:r>
+        <w:t>", tasks[current].id);</w:t>
+      </w:r>
+    </w:p>
+    <w:p>
+      <w:r>
+        <w:t xml:space="preserve">            tasks[current].</w:t>
+      </w:r>
+      <w:proofErr w:type="spellStart"/>
+      <w:r>
+        <w:t>remaining_time</w:t>
+      </w:r>
+      <w:proofErr w:type="spellEnd"/>
+      <w:r>
+        <w:t>--;</w:t>
+      </w:r>
+    </w:p>
+    <w:p>
+      <w:r>
+        <w:t xml:space="preserve">        } else {</w:t>
+      </w:r>
+    </w:p>
+    <w:p>
+      <w:r>
+        <w:t xml:space="preserve">            </w:t>
+      </w:r>
+      <w:proofErr w:type="spellStart"/>
+      <w:r>
+        <w:t>sprintf</w:t>
+      </w:r>
+      <w:proofErr w:type="spellEnd"/>
+      <w:r>
+        <w:t>(label, "--");</w:t>
+      </w:r>
+    </w:p>
+    <w:p>
+      <w:r>
+        <w:t xml:space="preserve">        }</w:t>
+      </w:r>
+    </w:p>
+    <w:p/>
+    <w:p>
+      <w:r>
+        <w:t xml:space="preserve">        </w:t>
+      </w:r>
+      <w:proofErr w:type="spellStart"/>
+      <w:r>
+        <w:t>printf</w:t>
+      </w:r>
+      <w:proofErr w:type="spellEnd"/>
+      <w:r>
+        <w:t>("%4s", label);</w:t>
+      </w:r>
+    </w:p>
+    <w:p/>
+    <w:p>
+      <w:r>
+        <w:t xml:space="preserve">        for (int </w:t>
+      </w:r>
+      <w:proofErr w:type="spellStart"/>
+      <w:r>
+        <w:t>i</w:t>
+      </w:r>
+      <w:proofErr w:type="spellEnd"/>
+      <w:r>
+        <w:t xml:space="preserve"> = 0; </w:t>
+      </w:r>
+      <w:proofErr w:type="spellStart"/>
+      <w:r>
+        <w:t>i</w:t>
+      </w:r>
+      <w:proofErr w:type="spellEnd"/>
+      <w:r>
+        <w:t xml:space="preserve"> &lt; n; </w:t>
+      </w:r>
+      <w:proofErr w:type="spellStart"/>
+      <w:r>
+        <w:t>i</w:t>
+      </w:r>
+      <w:proofErr w:type="spellEnd"/>
+      <w:r>
+        <w:t>++) {</w:t>
+      </w:r>
+    </w:p>
+    <w:p>
+      <w:r>
+        <w:t xml:space="preserve">            if (time &gt;= tasks[</w:t>
+      </w:r>
+      <w:proofErr w:type="spellStart"/>
+      <w:r>
+        <w:t>i</w:t>
+      </w:r>
+      <w:proofErr w:type="spellEnd"/>
+      <w:r>
+        <w:t>].deadline &amp;&amp;</w:t>
+      </w:r>
+    </w:p>
+    <w:p>
+      <w:r>
         <w:t xml:space="preserve">                tasks[</w:t>
       </w:r>
       <w:proofErr w:type="spellStart"/>
@@ -991,34 +1086,59 @@
         <w:t>i</w:t>
       </w:r>
       <w:proofErr w:type="spellEnd"/>
-      <w:proofErr w:type="gramStart"/>
       <w:r>
         <w:t>].</w:t>
       </w:r>
       <w:proofErr w:type="spellStart"/>
       <w:r>
-        <w:t>next</w:t>
-      </w:r>
-      <w:proofErr w:type="gramEnd"/>
-      <w:r>
-        <w:t>_arrival</w:t>
-      </w:r>
-      <w:proofErr w:type="spellEnd"/>
-      <w:r>
-        <w:t xml:space="preserve"> += tasks[</w:t>
-      </w:r>
-      <w:proofErr w:type="spellStart"/>
-      <w:r>
-        <w:t>i</w:t>
-      </w:r>
-      <w:proofErr w:type="spellEnd"/>
-      <w:proofErr w:type="gramStart"/>
-      <w:r>
-        <w:t>].P</w:t>
-      </w:r>
-      <w:proofErr w:type="gramEnd"/>
-      <w:r>
-        <w:t>;</w:t>
+        <w:t>remaining_time</w:t>
+      </w:r>
+      <w:proofErr w:type="spellEnd"/>
+      <w:r>
+        <w:t xml:space="preserve"> &gt; 0) {</w:t>
+      </w:r>
+    </w:p>
+    <w:p>
+      <w:r>
+        <w:t xml:space="preserve">                </w:t>
+      </w:r>
+      <w:proofErr w:type="spellStart"/>
+      <w:r>
+        <w:t>printf</w:t>
+      </w:r>
+      <w:proofErr w:type="spellEnd"/>
+      <w:r>
+        <w:t>("\n</w:t>
+      </w:r>
+      <w:r>
+        <w:rPr>
+          <w:rFonts w:ascii="Segoe UI Symbol" w:hAnsi="Segoe UI Symbol" w:cs="Segoe UI Symbol"/>
+        </w:rPr>
+        <w:t>⚠</w:t>
+      </w:r>
+      <w:r>
+        <w:t xml:space="preserve"> Deadline Missed by </w:t>
+      </w:r>
+      <w:proofErr w:type="spellStart"/>
+      <w:r>
+        <w:t>T%d</w:t>
+      </w:r>
+      <w:proofErr w:type="spellEnd"/>
+      <w:r>
+        <w:t xml:space="preserve"> at time %d\n",</w:t>
+      </w:r>
+    </w:p>
+    <w:p>
+      <w:r>
+        <w:t xml:space="preserve">                       tasks[</w:t>
+      </w:r>
+      <w:proofErr w:type="spellStart"/>
+      <w:r>
+        <w:t>i</w:t>
+      </w:r>
+      <w:proofErr w:type="spellEnd"/>
+      <w:r>
+        <w:t>].id, time);</w:t>
       </w:r>
     </w:p>
     <w:p>
@@ -1031,336 +1151,26 @@
         <w:t xml:space="preserve">        }</w:t>
       </w:r>
     </w:p>
-    <w:p/>
-    <w:p>
-      <w:r>
-        <w:t xml:space="preserve">        int current = -1;</w:t>
-      </w:r>
-    </w:p>
-    <w:p>
-      <w:r>
-        <w:t xml:space="preserve">        for (int </w:t>
-      </w:r>
-      <w:proofErr w:type="spellStart"/>
-      <w:r>
-        <w:t>i</w:t>
-      </w:r>
-      <w:proofErr w:type="spellEnd"/>
-      <w:r>
-        <w:t xml:space="preserve"> = 0; </w:t>
-      </w:r>
-      <w:proofErr w:type="spellStart"/>
-      <w:r>
-        <w:t>i</w:t>
-      </w:r>
-      <w:proofErr w:type="spellEnd"/>
-      <w:r>
-        <w:t xml:space="preserve"> &lt; n; </w:t>
-      </w:r>
-      <w:proofErr w:type="spellStart"/>
-      <w:r>
-        <w:t>i</w:t>
-      </w:r>
-      <w:proofErr w:type="spellEnd"/>
-      <w:r>
-        <w:t>++) {</w:t>
-      </w:r>
-    </w:p>
-    <w:p>
-      <w:r>
-        <w:t xml:space="preserve">            if (tasks[</w:t>
-      </w:r>
-      <w:proofErr w:type="spellStart"/>
-      <w:r>
-        <w:t>i</w:t>
-      </w:r>
-      <w:proofErr w:type="spellEnd"/>
-      <w:proofErr w:type="gramStart"/>
-      <w:r>
-        <w:t>].</w:t>
-      </w:r>
-      <w:proofErr w:type="spellStart"/>
-      <w:r>
-        <w:t>remaining</w:t>
-      </w:r>
-      <w:proofErr w:type="gramEnd"/>
-      <w:r>
-        <w:t>_time</w:t>
-      </w:r>
-      <w:proofErr w:type="spellEnd"/>
-      <w:r>
-        <w:t xml:space="preserve"> &gt; 0) {</w:t>
-      </w:r>
-    </w:p>
-    <w:p>
-      <w:r>
-        <w:t xml:space="preserve">                current = </w:t>
-      </w:r>
-      <w:proofErr w:type="spellStart"/>
-      <w:r>
-        <w:t>i</w:t>
-      </w:r>
-      <w:proofErr w:type="spellEnd"/>
-      <w:r>
-        <w:t>;</w:t>
-      </w:r>
-    </w:p>
-    <w:p>
-      <w:r>
-        <w:t xml:space="preserve">                break;</w:t>
-      </w:r>
-    </w:p>
+    <w:p>
+      <w:r>
+        <w:t xml:space="preserve">    }</w:t>
+      </w:r>
+    </w:p>
+    <w:p/>
     <w:p>
       <w:r>
         <w:lastRenderedPageBreak/>
-        <w:t xml:space="preserve">            }</w:t>
-      </w:r>
-    </w:p>
-    <w:p>
-      <w:r>
-        <w:t xml:space="preserve">        }</w:t>
-      </w:r>
-    </w:p>
-    <w:p/>
-    <w:p>
-      <w:r>
-        <w:t xml:space="preserve">        if (</w:t>
-      </w:r>
-      <w:proofErr w:type="gramStart"/>
-      <w:r>
-        <w:t>current !</w:t>
-      </w:r>
-      <w:proofErr w:type="gramEnd"/>
-      <w:r>
-        <w:t>= -1) {</w:t>
-      </w:r>
-    </w:p>
-    <w:p>
-      <w:r>
-        <w:t xml:space="preserve">            </w:t>
-      </w:r>
-      <w:proofErr w:type="spellStart"/>
-      <w:proofErr w:type="gramStart"/>
+        <w:t xml:space="preserve">    </w:t>
+      </w:r>
+      <w:proofErr w:type="spellStart"/>
       <w:r>
         <w:t>printf</w:t>
       </w:r>
       <w:proofErr w:type="spellEnd"/>
       <w:r>
-        <w:t>(</w:t>
-      </w:r>
-      <w:proofErr w:type="gramEnd"/>
-      <w:r>
-        <w:t xml:space="preserve">" </w:t>
-      </w:r>
-      <w:proofErr w:type="spellStart"/>
-      <w:r>
-        <w:t>T%d</w:t>
-      </w:r>
-      <w:proofErr w:type="spellEnd"/>
-      <w:r>
-        <w:t>", tasks[current].id);</w:t>
-      </w:r>
-    </w:p>
-    <w:p>
-      <w:r>
-        <w:t xml:space="preserve">            tasks[current</w:t>
-      </w:r>
-      <w:proofErr w:type="gramStart"/>
-      <w:r>
-        <w:t>].</w:t>
-      </w:r>
-      <w:proofErr w:type="spellStart"/>
-      <w:r>
-        <w:t>remaining</w:t>
-      </w:r>
-      <w:proofErr w:type="gramEnd"/>
-      <w:r>
-        <w:t>_time</w:t>
-      </w:r>
-      <w:proofErr w:type="spellEnd"/>
-      <w:r>
-        <w:t>--;</w:t>
-      </w:r>
-    </w:p>
-    <w:p>
-      <w:r>
-        <w:t xml:space="preserve">        } else {</w:t>
-      </w:r>
-    </w:p>
-    <w:p>
-      <w:r>
-        <w:t xml:space="preserve">            </w:t>
-      </w:r>
-      <w:proofErr w:type="spellStart"/>
-      <w:proofErr w:type="gramStart"/>
-      <w:r>
-        <w:t>printf</w:t>
-      </w:r>
-      <w:proofErr w:type="spellEnd"/>
-      <w:r>
-        <w:t>(</w:t>
-      </w:r>
-      <w:proofErr w:type="gramEnd"/>
-      <w:r>
-        <w:t>" --");</w:t>
-      </w:r>
-    </w:p>
-    <w:p>
-      <w:r>
-        <w:t xml:space="preserve">        }</w:t>
-      </w:r>
-    </w:p>
-    <w:p/>
-    <w:p>
-      <w:r>
-        <w:t xml:space="preserve">        for (int </w:t>
-      </w:r>
-      <w:proofErr w:type="spellStart"/>
-      <w:r>
-        <w:t>i</w:t>
-      </w:r>
-      <w:proofErr w:type="spellEnd"/>
-      <w:r>
-        <w:t xml:space="preserve"> = 0; </w:t>
-      </w:r>
-      <w:proofErr w:type="spellStart"/>
-      <w:r>
-        <w:t>i</w:t>
-      </w:r>
-      <w:proofErr w:type="spellEnd"/>
-      <w:r>
-        <w:t xml:space="preserve"> &lt; n; </w:t>
-      </w:r>
-      <w:proofErr w:type="spellStart"/>
-      <w:r>
-        <w:t>i</w:t>
-      </w:r>
-      <w:proofErr w:type="spellEnd"/>
-      <w:r>
-        <w:t>++) {</w:t>
-      </w:r>
-    </w:p>
-    <w:p>
-      <w:r>
-        <w:t xml:space="preserve">            if (time &gt;= tasks[</w:t>
-      </w:r>
-      <w:proofErr w:type="spellStart"/>
-      <w:r>
-        <w:t>i</w:t>
-      </w:r>
-      <w:proofErr w:type="spellEnd"/>
-      <w:proofErr w:type="gramStart"/>
-      <w:r>
-        <w:t>].deadline</w:t>
-      </w:r>
-      <w:proofErr w:type="gramEnd"/>
-      <w:r>
-        <w:t xml:space="preserve"> &amp;&amp;</w:t>
-      </w:r>
-    </w:p>
-    <w:p>
-      <w:r>
-        <w:t xml:space="preserve">                tasks[</w:t>
-      </w:r>
-      <w:proofErr w:type="spellStart"/>
-      <w:r>
-        <w:t>i</w:t>
-      </w:r>
-      <w:proofErr w:type="spellEnd"/>
-      <w:proofErr w:type="gramStart"/>
-      <w:r>
-        <w:t>].</w:t>
-      </w:r>
-      <w:proofErr w:type="spellStart"/>
-      <w:r>
-        <w:t>remaining</w:t>
-      </w:r>
-      <w:proofErr w:type="gramEnd"/>
-      <w:r>
-        <w:t>_time</w:t>
-      </w:r>
-      <w:proofErr w:type="spellEnd"/>
-      <w:r>
-        <w:t xml:space="preserve"> &gt; 0) {</w:t>
-      </w:r>
-    </w:p>
-    <w:p>
-      <w:r>
-        <w:t xml:space="preserve">                </w:t>
-      </w:r>
-      <w:proofErr w:type="spellStart"/>
-      <w:proofErr w:type="gramStart"/>
-      <w:r>
-        <w:t>printf</w:t>
-      </w:r>
-      <w:proofErr w:type="spellEnd"/>
-      <w:r>
-        <w:t>(</w:t>
-      </w:r>
-      <w:proofErr w:type="gramEnd"/>
-      <w:r>
-        <w:t>"\</w:t>
-      </w:r>
-      <w:proofErr w:type="spellStart"/>
-      <w:r>
-        <w:t>nDeadline</w:t>
-      </w:r>
-      <w:proofErr w:type="spellEnd"/>
-      <w:r>
-        <w:t xml:space="preserve"> Missed by </w:t>
-      </w:r>
-      <w:proofErr w:type="spellStart"/>
-      <w:r>
-        <w:t>T%d</w:t>
-      </w:r>
-      <w:proofErr w:type="spellEnd"/>
-      <w:r>
-        <w:t xml:space="preserve"> at time %d\n",</w:t>
-      </w:r>
-    </w:p>
-    <w:p>
-      <w:r>
-        <w:t xml:space="preserve">                       tasks[</w:t>
-      </w:r>
-      <w:proofErr w:type="spellStart"/>
-      <w:r>
-        <w:t>i</w:t>
-      </w:r>
-      <w:proofErr w:type="spellEnd"/>
-      <w:r>
-        <w:t>].id, time);</w:t>
-      </w:r>
-    </w:p>
-    <w:p>
-      <w:r>
-        <w:t xml:space="preserve">            }</w:t>
-      </w:r>
-    </w:p>
-    <w:p>
-      <w:r>
-        <w:t xml:space="preserve">        }</w:t>
-      </w:r>
-    </w:p>
-    <w:p>
-      <w:r>
-        <w:t xml:space="preserve">    }</w:t>
-      </w:r>
-    </w:p>
-    <w:p/>
-    <w:p>
-      <w:r>
-        <w:t xml:space="preserve">    </w:t>
-      </w:r>
-      <w:proofErr w:type="spellStart"/>
-      <w:r>
-        <w:t>printf</w:t>
-      </w:r>
-      <w:proofErr w:type="spellEnd"/>
-      <w:r>
         <w:t>("\n");</w:t>
       </w:r>
     </w:p>
-    <w:p/>
     <w:p>
       <w:r>
         <w:t xml:space="preserve">    return 0;</w:t>
@@ -1375,10 +1185,8 @@
     <w:p/>
     <w:p/>
     <w:p/>
-    <w:p/>
-    <w:p>
-      <w:r>
-        <w:lastRenderedPageBreak/>
+    <w:p>
+      <w:r>
         <w:t>Output:</w:t>
       </w:r>
     </w:p>
@@ -1386,10 +1194,10 @@
     <w:p>
       <w:r>
         <w:drawing>
-          <wp:inline distT="0" distB="0" distL="0" distR="0" wp14:anchorId="372EF4E0" wp14:editId="3B585500">
-            <wp:extent cx="5731510" cy="3497580"/>
-            <wp:effectExtent l="0" t="0" r="2540" b="7620"/>
-            <wp:docPr id="948517453" name="Picture 1"/>
+          <wp:inline distT="0" distB="0" distL="0" distR="0" wp14:anchorId="63AB7E7A" wp14:editId="4F52FBF9">
+            <wp:extent cx="5731510" cy="3113405"/>
+            <wp:effectExtent l="0" t="0" r="2540" b="0"/>
+            <wp:docPr id="1819316644" name="Picture 1"/>
             <wp:cNvGraphicFramePr>
               <a:graphicFrameLocks xmlns:a="http://schemas.openxmlformats.org/drawingml/2006/main" noChangeAspect="1"/>
             </wp:cNvGraphicFramePr>
@@ -1397,7 +1205,7 @@
               <a:graphicData uri="http://schemas.openxmlformats.org/drawingml/2006/picture">
                 <pic:pic xmlns:pic="http://schemas.openxmlformats.org/drawingml/2006/picture">
                   <pic:nvPicPr>
-                    <pic:cNvPr id="948517453" name=""/>
+                    <pic:cNvPr id="1819316644" name=""/>
                     <pic:cNvPicPr/>
                   </pic:nvPicPr>
                   <pic:blipFill>
@@ -1409,7 +1217,7 @@
                   <pic:spPr>
                     <a:xfrm>
                       <a:off x="0" y="0"/>
-                      <a:ext cx="5731510" cy="3497580"/>
+                      <a:ext cx="5731510" cy="3113405"/>
                     </a:xfrm>
                     <a:prstGeom prst="rect">
                       <a:avLst/>
